--- a/style_reference.docx
+++ b/style_reference.docx
@@ -5,25 +5,68 @@
     <w:p>
       <w:pPr>
         <w:pStyle w:val="Title"/>
-        <w:rPr>
-          <w:sz w:val="28"/>
-          <w:szCs w:val="28"/>
-        </w:rPr>
       </w:pPr>
       <w:r>
-        <w:rPr>
-          <w:sz w:val="28"/>
-          <w:szCs w:val="28"/>
-        </w:rPr>
         <w:t>Socioeconomic determinants and biological aging: Exploring the potential mediating role of environmental exposures in the Canadian Longitudinal Study on Aging</w:t>
       </w:r>
+    </w:p>
+    <w:p>
+      <w:pPr>
+        <w:pStyle w:val="BodyText"/>
+      </w:pPr>
+    </w:p>
+    <w:p>
+      <w:pPr>
+        <w:pStyle w:val="Heading1"/>
+      </w:pPr>
+      <w:r>
+        <w:t xml:space="preserve">Heading 1 </w:t>
+      </w:r>
+    </w:p>
+    <w:p>
+      <w:pPr>
+        <w:pStyle w:val="Heading2"/>
+      </w:pPr>
+      <w:r>
+        <w:t>Heading 2</w:t>
+      </w:r>
+    </w:p>
+    <w:p>
+      <w:pPr>
+        <w:pStyle w:val="Heading3"/>
+      </w:pPr>
+      <w:r>
+        <w:t xml:space="preserve">Heading </w:t>
+      </w:r>
+      <w:r>
+        <w:t>3</w:t>
+      </w:r>
+    </w:p>
+    <w:p>
+      <w:pPr>
+        <w:pStyle w:val="BodyText"/>
+      </w:pPr>
+    </w:p>
+    <w:p>
+      <w:pPr>
+        <w:pStyle w:val="BodyText"/>
+      </w:pPr>
+    </w:p>
+    <w:p>
+      <w:pPr>
+        <w:pStyle w:val="BodyText"/>
+      </w:pPr>
+    </w:p>
+    <w:p>
+      <w:pPr>
+        <w:pStyle w:val="BodyText"/>
+      </w:pPr>
     </w:p>
     <w:sdt>
       <w:sdtPr>
         <w:rPr>
           <w:rFonts w:asciiTheme="minorHAnsi" w:eastAsiaTheme="minorHAnsi" w:hAnsiTheme="minorHAnsi" w:cstheme="minorBidi"/>
-          <w:color w:val="auto"/>
-          <w:sz w:val="24"/>
+          <w:b w:val="0"/>
           <w:szCs w:val="24"/>
         </w:rPr>
         <w:id w:val="-1772461377"/>
@@ -35,7 +78,6 @@
       <w:sdtEndPr>
         <w:rPr>
           <w:rFonts w:ascii="Times New Roman" w:hAnsi="Times New Roman"/>
-          <w:sz w:val="22"/>
         </w:rPr>
       </w:sdtEndPr>
       <w:sdtContent>
@@ -166,7 +208,31 @@
         <w:t>Study population</w:t>
       </w:r>
       <w:r>
-        <w:t xml:space="preserve"> The current analysis focuses on a subset of Comprehensive cohort participants selected for genome-wide DNA methylation (DNAm) profiling. Of the 30,097 participants in the Comprehensive cohort at baseline, 23,492 had provided blood samples with available EDTA whole blood and buffy coat. From this group, 10,000 participants were selected for genomics and metabolomics analyses, of whom 1,500 were subsequently selected for epigenetic profiling. DNAm was successfully assayed in 1,478 of these participants using the Illumina Infinium MethylationEPIC BeadChip microarray, which provides quantitative measurements of DNA methylation across 865,918 total genomic sites. All sample selections were made to reflect the distribution of Comprehensive cohort by age, sex, and data collection site.</w:t>
+        <w:t xml:space="preserve"> </w:t>
+      </w:r>
+      <w:proofErr w:type="gramStart"/>
+      <w:r>
+        <w:t>The</w:t>
+      </w:r>
+      <w:proofErr w:type="gramEnd"/>
+      <w:r>
+        <w:t xml:space="preserve"> current analysis focuses on a subset of Comprehensive cohort participants selected for genome-wide DNA methylation (DNAm) profiling. Of the 30,097 participants in the Comprehensive cohort at baseline, 23,492 had provided blood samples with available EDTA whole blood and buffy coat. From this group, 10,000 participants were selected for genomics and metabolomics analyses, of whom 1,500 were subsequently selected for epigenetic profiling. DNAm was successfully assayed in 1,478 of these participants using the Illumina Infinium </w:t>
+      </w:r>
+      <w:proofErr w:type="spellStart"/>
+      <w:r>
+        <w:t>MethylationEPIC</w:t>
+      </w:r>
+      <w:proofErr w:type="spellEnd"/>
+      <w:r>
+        <w:t xml:space="preserve"> </w:t>
+      </w:r>
+      <w:proofErr w:type="spellStart"/>
+      <w:r>
+        <w:t>BeadChip</w:t>
+      </w:r>
+      <w:proofErr w:type="spellEnd"/>
+      <w:r>
+        <w:t xml:space="preserve"> microarray, which provides quantitative measurements of DNA methylation across 865,918 total genomic sites. All sample selections were made to reflect the distribution of Comprehensive cohort by age, sex, and data collection site.</w:t>
       </w:r>
     </w:p>
     <w:p>
@@ -563,7 +629,7 @@
     <w:link w:val="Heading1Char"/>
     <w:uiPriority w:val="9"/>
     <w:qFormat/>
-    <w:rsid w:val="00A10FD9"/>
+    <w:rsid w:val="000239FB"/>
     <w:pPr>
       <w:keepNext/>
       <w:keepLines/>
@@ -571,9 +637,8 @@
       <w:outlineLvl w:val="0"/>
     </w:pPr>
     <w:rPr>
-      <w:rFonts w:asciiTheme="majorHAnsi" w:eastAsiaTheme="majorEastAsia" w:hAnsiTheme="majorHAnsi" w:cstheme="majorBidi"/>
-      <w:color w:val="0F4761" w:themeColor="accent1" w:themeShade="BF"/>
-      <w:sz w:val="40"/>
+      <w:rFonts w:eastAsiaTheme="majorEastAsia" w:cstheme="majorBidi"/>
+      <w:b/>
       <w:szCs w:val="40"/>
     </w:rPr>
   </w:style>
@@ -583,10 +648,9 @@
     <w:next w:val="BodyText"/>
     <w:link w:val="Heading2Char"/>
     <w:uiPriority w:val="9"/>
-    <w:semiHidden/>
     <w:unhideWhenUsed/>
     <w:qFormat/>
-    <w:rsid w:val="00A10FD9"/>
+    <w:rsid w:val="000239FB"/>
     <w:pPr>
       <w:keepNext/>
       <w:keepLines/>
@@ -594,9 +658,8 @@
       <w:outlineLvl w:val="1"/>
     </w:pPr>
     <w:rPr>
-      <w:rFonts w:asciiTheme="majorHAnsi" w:eastAsiaTheme="majorEastAsia" w:hAnsiTheme="majorHAnsi" w:cstheme="majorBidi"/>
-      <w:color w:val="0F4761" w:themeColor="accent1" w:themeShade="BF"/>
-      <w:sz w:val="32"/>
+      <w:rFonts w:eastAsiaTheme="majorEastAsia" w:cstheme="majorBidi"/>
+      <w:i/>
       <w:szCs w:val="32"/>
     </w:rPr>
   </w:style>
@@ -606,10 +669,9 @@
     <w:next w:val="BodyText"/>
     <w:link w:val="Heading3Char"/>
     <w:uiPriority w:val="9"/>
-    <w:semiHidden/>
     <w:unhideWhenUsed/>
     <w:qFormat/>
-    <w:rsid w:val="00A10FD9"/>
+    <w:rsid w:val="000239FB"/>
     <w:pPr>
       <w:keepNext/>
       <w:keepLines/>
@@ -618,8 +680,8 @@
     </w:pPr>
     <w:rPr>
       <w:rFonts w:eastAsiaTheme="majorEastAsia" w:cstheme="majorBidi"/>
-      <w:color w:val="0F4761" w:themeColor="accent1" w:themeShade="BF"/>
-      <w:sz w:val="28"/>
+      <w:b/>
+      <w:i/>
       <w:szCs w:val="28"/>
     </w:rPr>
   </w:style>
@@ -811,7 +873,7 @@
     <w:link w:val="TitleChar"/>
     <w:uiPriority w:val="10"/>
     <w:qFormat/>
-    <w:rsid w:val="00652280"/>
+    <w:rsid w:val="003B65F5"/>
     <w:pPr>
       <w:spacing w:after="80"/>
       <w:contextualSpacing/>
@@ -819,7 +881,7 @@
     </w:pPr>
     <w:rPr>
       <w:rFonts w:eastAsiaTheme="majorEastAsia" w:cstheme="majorBidi"/>
-      <w:sz w:val="36"/>
+      <w:sz w:val="28"/>
       <w:szCs w:val="56"/>
     </w:rPr>
   </w:style>
@@ -828,10 +890,10 @@
     <w:basedOn w:val="DefaultParagraphFont"/>
     <w:link w:val="Title"/>
     <w:uiPriority w:val="10"/>
-    <w:rsid w:val="00652280"/>
+    <w:rsid w:val="003B65F5"/>
     <w:rPr>
       <w:rFonts w:ascii="Times New Roman" w:eastAsiaTheme="majorEastAsia" w:hAnsi="Times New Roman" w:cstheme="majorBidi"/>
-      <w:sz w:val="36"/>
+      <w:sz w:val="28"/>
       <w:szCs w:val="56"/>
     </w:rPr>
   </w:style>
@@ -850,7 +912,6 @@
     </w:pPr>
     <w:rPr>
       <w:spacing w:val="15"/>
-      <w:sz w:val="28"/>
       <w:szCs w:val="28"/>
     </w:rPr>
   </w:style>
@@ -938,11 +999,11 @@
     <w:basedOn w:val="DefaultParagraphFont"/>
     <w:link w:val="Heading1"/>
     <w:uiPriority w:val="9"/>
-    <w:rsid w:val="00A10FD9"/>
-    <w:rPr>
-      <w:rFonts w:asciiTheme="majorHAnsi" w:eastAsiaTheme="majorEastAsia" w:hAnsiTheme="majorHAnsi" w:cstheme="majorBidi"/>
-      <w:color w:val="0F4761" w:themeColor="accent1" w:themeShade="BF"/>
-      <w:sz w:val="40"/>
+    <w:rsid w:val="000239FB"/>
+    <w:rPr>
+      <w:rFonts w:ascii="Times New Roman" w:eastAsiaTheme="majorEastAsia" w:hAnsi="Times New Roman" w:cstheme="majorBidi"/>
+      <w:b/>
+      <w:sz w:val="22"/>
       <w:szCs w:val="40"/>
     </w:rPr>
   </w:style>
@@ -951,12 +1012,11 @@
     <w:basedOn w:val="DefaultParagraphFont"/>
     <w:link w:val="Heading2"/>
     <w:uiPriority w:val="9"/>
-    <w:semiHidden/>
-    <w:rsid w:val="00A10FD9"/>
-    <w:rPr>
-      <w:rFonts w:asciiTheme="majorHAnsi" w:eastAsiaTheme="majorEastAsia" w:hAnsiTheme="majorHAnsi" w:cstheme="majorBidi"/>
-      <w:color w:val="0F4761" w:themeColor="accent1" w:themeShade="BF"/>
-      <w:sz w:val="32"/>
+    <w:rsid w:val="000239FB"/>
+    <w:rPr>
+      <w:rFonts w:ascii="Times New Roman" w:eastAsiaTheme="majorEastAsia" w:hAnsi="Times New Roman" w:cstheme="majorBidi"/>
+      <w:i/>
+      <w:sz w:val="22"/>
       <w:szCs w:val="32"/>
     </w:rPr>
   </w:style>
@@ -965,12 +1025,12 @@
     <w:basedOn w:val="DefaultParagraphFont"/>
     <w:link w:val="Heading3"/>
     <w:uiPriority w:val="9"/>
-    <w:semiHidden/>
-    <w:rsid w:val="00A10FD9"/>
-    <w:rPr>
-      <w:rFonts w:eastAsiaTheme="majorEastAsia" w:cstheme="majorBidi"/>
-      <w:color w:val="0F4761" w:themeColor="accent1" w:themeShade="BF"/>
-      <w:sz w:val="28"/>
+    <w:rsid w:val="000239FB"/>
+    <w:rPr>
+      <w:rFonts w:ascii="Times New Roman" w:eastAsiaTheme="majorEastAsia" w:hAnsi="Times New Roman" w:cstheme="majorBidi"/>
+      <w:b/>
+      <w:i/>
+      <w:sz w:val="22"/>
       <w:szCs w:val="28"/>
     </w:rPr>
   </w:style>

--- a/style_reference.docx
+++ b/style_reference.docx
@@ -4,7 +4,7 @@
   <w:body>
     <w:p>
       <w:pPr>
-        <w:pStyle w:val="Title"/>
+        <w:pStyle w:val="TableofAuthorities"/>
       </w:pPr>
       <w:r>
         <w:t>Socioeconomic determinants and biological aging: Exploring the potential mediating role of environmental exposures in the Canadian Longitudinal Study on Aging</w:t>
@@ -1251,8 +1251,9 @@
     <w:name w:val="Hyperlink"/>
     <w:basedOn w:val="CaptionChar"/>
     <w:uiPriority w:val="99"/>
-    <w:rPr>
-      <w:color w:val="156082" w:themeColor="accent1"/>
+    <w:rsid w:val="00A73461"/>
+    <w:rPr>
+      <w:color w:val="000000" w:themeColor="text1"/>
     </w:rPr>
   </w:style>
   <w:style w:type="paragraph" w:styleId="TOCHeading">
@@ -1608,6 +1609,46 @@
     <w:rsid w:val="00A51BFB"/>
     <w:pPr>
       <w:spacing w:after="100"/>
+    </w:pPr>
+  </w:style>
+  <w:style w:type="character" w:styleId="SmartHyperlink">
+    <w:name w:val="Smart Hyperlink"/>
+    <w:basedOn w:val="DefaultParagraphFont"/>
+    <w:uiPriority w:val="99"/>
+    <w:unhideWhenUsed/>
+    <w:rsid w:val="00A73461"/>
+    <w:rPr>
+      <w:u w:val="dotted"/>
+    </w:rPr>
+  </w:style>
+  <w:style w:type="paragraph" w:styleId="TOC8">
+    <w:name w:val="toc 8"/>
+    <w:basedOn w:val="Normal"/>
+    <w:next w:val="Normal"/>
+    <w:autoRedefine/>
+    <w:rsid w:val="00C3256C"/>
+    <w:pPr>
+      <w:spacing w:after="100"/>
+      <w:ind w:left="1540"/>
+    </w:pPr>
+  </w:style>
+  <w:style w:type="character" w:styleId="Strong">
+    <w:name w:val="Strong"/>
+    <w:basedOn w:val="DefaultParagraphFont"/>
+    <w:rsid w:val="00C3256C"/>
+    <w:rPr>
+      <w:b/>
+      <w:bCs/>
+    </w:rPr>
+  </w:style>
+  <w:style w:type="paragraph" w:styleId="TableofAuthorities">
+    <w:name w:val="table of authorities"/>
+    <w:basedOn w:val="Normal"/>
+    <w:next w:val="Normal"/>
+    <w:rsid w:val="00C3256C"/>
+    <w:pPr>
+      <w:spacing w:after="0"/>
+      <w:ind w:left="220" w:hanging="220"/>
     </w:pPr>
   </w:style>
 </w:styles>
